--- a/data/exports/kcet-mathematical-reasoning_revision_notes.docx
+++ b/data/exports/kcet-mathematical-reasoning_revision_notes.docx
@@ -164,10 +164,10 @@
             <w:r>
               <w:rPr>
                 <w:b/>
-                <w:color w:val="2B6CB0"/>
+                <w:color w:val="718096"/>
                 <w:sz w:val="19"/>
               </w:rPr>
-              <w:t>High</w:t>
+              <w:t>Moderate</w:t>
             </w:r>
           </w:p>
         </w:tc>
@@ -189,7 +189,7 @@
                 <w:color w:val="2D3748"/>
                 <w:sz w:val="19"/>
               </w:rPr>
-              <w:t>Kcet Mathematical Reasoning - Core Application</w:t>
+              <w:t>Mathematical Reasoning — Standard Calculations &amp; Problem Archetypes</w:t>
             </w:r>
           </w:p>
         </w:tc>
@@ -209,7 +209,7 @@
               <w:rPr>
                 <w:sz w:val="19"/>
               </w:rPr>
-              <w:t>9 PYQs</w:t>
+              <w:t>6 PYQs</w:t>
             </w:r>
           </w:p>
         </w:tc>
@@ -230,7 +230,181 @@
                 <w:color w:val="718096"/>
                 <w:sz w:val="19"/>
               </w:rPr>
-              <w:t>General Concept</w:t>
+              <w:t>Quantitative Analysis</w:t>
+            </w:r>
+          </w:p>
+        </w:tc>
+      </w:tr>
+      <w:tr>
+        <w:tc>
+          <w:tcPr>
+            <w:tcW w:type="dxa" w:w="2160"/>
+            <w:shd w:fill="FFFFFF"/>
+            <w:tcMar>
+              <w:top w:w="80" w:type="dxa"/>
+              <w:bottom w:w="80" w:type="dxa"/>
+              <w:left w:w="150" w:type="dxa"/>
+              <w:right w:w="150" w:type="dxa"/>
+            </w:tcMar>
+          </w:tcPr>
+          <w:p>
+            <w:r>
+              <w:rPr>
+                <w:b/>
+                <w:color w:val="718096"/>
+                <w:sz w:val="19"/>
+              </w:rPr>
+              <w:t>Standard</w:t>
+            </w:r>
+          </w:p>
+        </w:tc>
+        <w:tc>
+          <w:tcPr>
+            <w:tcW w:type="dxa" w:w="4320"/>
+            <w:shd w:fill="FFFFFF"/>
+            <w:tcMar>
+              <w:top w:w="80" w:type="dxa"/>
+              <w:bottom w:w="80" w:type="dxa"/>
+              <w:left w:w="150" w:type="dxa"/>
+              <w:right w:w="150" w:type="dxa"/>
+            </w:tcMar>
+          </w:tcPr>
+          <w:p>
+            <w:r>
+              <w:rPr>
+                <w:b/>
+                <w:color w:val="2D3748"/>
+                <w:sz w:val="19"/>
+              </w:rPr>
+              <w:t>Mathematical Reasoning — Core Principles &amp; Governing Laws</w:t>
+            </w:r>
+          </w:p>
+        </w:tc>
+        <w:tc>
+          <w:tcPr>
+            <w:tcW w:type="dxa" w:w="1728"/>
+            <w:shd w:fill="FFFFFF"/>
+            <w:tcMar>
+              <w:top w:w="80" w:type="dxa"/>
+              <w:bottom w:w="80" w:type="dxa"/>
+              <w:left w:w="150" w:type="dxa"/>
+              <w:right w:w="150" w:type="dxa"/>
+            </w:tcMar>
+          </w:tcPr>
+          <w:p>
+            <w:r>
+              <w:rPr>
+                <w:sz w:val="19"/>
+              </w:rPr>
+              <w:t>2 PYQs</w:t>
+            </w:r>
+          </w:p>
+        </w:tc>
+        <w:tc>
+          <w:tcPr>
+            <w:tcW w:type="dxa" w:w="1872"/>
+            <w:shd w:fill="FFFFFF"/>
+            <w:tcMar>
+              <w:top w:w="80" w:type="dxa"/>
+              <w:bottom w:w="80" w:type="dxa"/>
+              <w:left w:w="150" w:type="dxa"/>
+              <w:right w:w="150" w:type="dxa"/>
+            </w:tcMar>
+          </w:tcPr>
+          <w:p>
+            <w:r>
+              <w:rPr>
+                <w:color w:val="718096"/>
+                <w:sz w:val="19"/>
+              </w:rPr>
+              <w:t>Core Principle</w:t>
+            </w:r>
+          </w:p>
+        </w:tc>
+      </w:tr>
+      <w:tr>
+        <w:tc>
+          <w:tcPr>
+            <w:tcW w:type="dxa" w:w="2160"/>
+            <w:shd w:fill="F7FAFC"/>
+            <w:tcMar>
+              <w:top w:w="80" w:type="dxa"/>
+              <w:bottom w:w="80" w:type="dxa"/>
+              <w:left w:w="150" w:type="dxa"/>
+              <w:right w:w="150" w:type="dxa"/>
+            </w:tcMar>
+          </w:tcPr>
+          <w:p>
+            <w:r>
+              <w:rPr>
+                <w:b/>
+                <w:color w:val="718096"/>
+                <w:sz w:val="19"/>
+              </w:rPr>
+              <w:t>Standard</w:t>
+            </w:r>
+          </w:p>
+        </w:tc>
+        <w:tc>
+          <w:tcPr>
+            <w:tcW w:type="dxa" w:w="4320"/>
+            <w:shd w:fill="F7FAFC"/>
+            <w:tcMar>
+              <w:top w:w="80" w:type="dxa"/>
+              <w:bottom w:w="80" w:type="dxa"/>
+              <w:left w:w="150" w:type="dxa"/>
+              <w:right w:w="150" w:type="dxa"/>
+            </w:tcMar>
+          </w:tcPr>
+          <w:p>
+            <w:r>
+              <w:rPr>
+                <w:b/>
+                <w:color w:val="2D3748"/>
+                <w:sz w:val="19"/>
+              </w:rPr>
+              <w:t>Mathematical Reasoning — Applied Cases, Reactions &amp; Traps</w:t>
+            </w:r>
+          </w:p>
+        </w:tc>
+        <w:tc>
+          <w:tcPr>
+            <w:tcW w:type="dxa" w:w="1728"/>
+            <w:shd w:fill="F7FAFC"/>
+            <w:tcMar>
+              <w:top w:w="80" w:type="dxa"/>
+              <w:bottom w:w="80" w:type="dxa"/>
+              <w:left w:w="150" w:type="dxa"/>
+              <w:right w:w="150" w:type="dxa"/>
+            </w:tcMar>
+          </w:tcPr>
+          <w:p>
+            <w:r>
+              <w:rPr>
+                <w:sz w:val="19"/>
+              </w:rPr>
+              <w:t>2 PYQs</w:t>
+            </w:r>
+          </w:p>
+        </w:tc>
+        <w:tc>
+          <w:tcPr>
+            <w:tcW w:type="dxa" w:w="1872"/>
+            <w:shd w:fill="F7FAFC"/>
+            <w:tcMar>
+              <w:top w:w="80" w:type="dxa"/>
+              <w:bottom w:w="80" w:type="dxa"/>
+              <w:left w:w="150" w:type="dxa"/>
+              <w:right w:w="150" w:type="dxa"/>
+            </w:tcMar>
+          </w:tcPr>
+          <w:p>
+            <w:r>
+              <w:rPr>
+                <w:color w:val="718096"/>
+                <w:sz w:val="19"/>
+              </w:rPr>
+              <w:t>Applied Topics</w:t>
             </w:r>
           </w:p>
         </w:tc>
@@ -311,6 +485,144 @@
           </w:p>
         </w:tc>
       </w:tr>
+      <w:tr>
+        <w:tc>
+          <w:tcPr>
+            <w:tcW w:type="dxa" w:w="3600"/>
+            <w:shd w:fill="F7FAFC"/>
+            <w:tcMar>
+              <w:top w:w="100" w:type="dxa"/>
+              <w:bottom w:w="100" w:type="dxa"/>
+              <w:left w:w="150" w:type="dxa"/>
+              <w:right w:w="150" w:type="dxa"/>
+            </w:tcMar>
+          </w:tcPr>
+          <w:p>
+            <w:r>
+              <w:rPr>
+                <w:b/>
+                <w:color w:val="1A365D"/>
+                <w:sz w:val="19"/>
+              </w:rPr>
+              <w:t>Mathematical Reasoning — Standard Calculations &amp; Problem Archetypes</w:t>
+            </w:r>
+          </w:p>
+        </w:tc>
+        <w:tc>
+          <w:tcPr>
+            <w:tcW w:type="dxa" w:w="6480"/>
+            <w:shd w:fill="F7FAFC"/>
+            <w:tcMar>
+              <w:top w:w="100" w:type="dxa"/>
+              <w:bottom w:w="100" w:type="dxa"/>
+              <w:left w:w="150" w:type="dxa"/>
+              <w:right w:w="150" w:type="dxa"/>
+            </w:tcMar>
+          </w:tcPr>
+          <w:p>
+            <w:r>
+              <w:rPr>
+                <w:rFonts w:ascii="Cambria Math" w:hAnsi="Cambria Math"/>
+                <w:color w:val="2D3748"/>
+                <w:sz w:val="19"/>
+              </w:rPr>
+              <w:t>n=4, \quad P(n):2^{2n}-1, \quad 3^{''}</w:t>
+            </w:r>
+          </w:p>
+        </w:tc>
+      </w:tr>
+      <w:tr>
+        <w:tc>
+          <w:tcPr>
+            <w:tcW w:type="dxa" w:w="3600"/>
+            <w:shd w:fill="FFFFFF"/>
+            <w:tcMar>
+              <w:top w:w="100" w:type="dxa"/>
+              <w:bottom w:w="100" w:type="dxa"/>
+              <w:left w:w="150" w:type="dxa"/>
+              <w:right w:w="150" w:type="dxa"/>
+            </w:tcMar>
+          </w:tcPr>
+          <w:p>
+            <w:r>
+              <w:rPr>
+                <w:b/>
+                <w:color w:val="1A365D"/>
+                <w:sz w:val="19"/>
+              </w:rPr>
+              <w:t>Mathematical Reasoning — Core Principles &amp; Governing Laws</w:t>
+            </w:r>
+          </w:p>
+        </w:tc>
+        <w:tc>
+          <w:tcPr>
+            <w:tcW w:type="dxa" w:w="6480"/>
+            <w:shd w:fill="FFFFFF"/>
+            <w:tcMar>
+              <w:top w:w="100" w:type="dxa"/>
+              <w:bottom w:w="100" w:type="dxa"/>
+              <w:left w:w="150" w:type="dxa"/>
+              <w:right w:w="150" w:type="dxa"/>
+            </w:tcMar>
+          </w:tcPr>
+          <w:p>
+            <w:r>
+              <w:rPr>
+                <w:rFonts w:ascii="Cambria Math" w:hAnsi="Cambria Math"/>
+                <w:color w:val="2D3748"/>
+                <w:sz w:val="19"/>
+              </w:rPr>
+              <w:t>3^{''}</w:t>
+            </w:r>
+          </w:p>
+        </w:tc>
+      </w:tr>
+      <w:tr>
+        <w:tc>
+          <w:tcPr>
+            <w:tcW w:type="dxa" w:w="3600"/>
+            <w:shd w:fill="F7FAFC"/>
+            <w:tcMar>
+              <w:top w:w="100" w:type="dxa"/>
+              <w:bottom w:w="100" w:type="dxa"/>
+              <w:left w:w="150" w:type="dxa"/>
+              <w:right w:w="150" w:type="dxa"/>
+            </w:tcMar>
+          </w:tcPr>
+          <w:p>
+            <w:r>
+              <w:rPr>
+                <w:b/>
+                <w:color w:val="1A365D"/>
+                <w:sz w:val="19"/>
+              </w:rPr>
+              <w:t>Mathematical Reasoning — Applied Cases, Reactions &amp; Traps</w:t>
+            </w:r>
+          </w:p>
+        </w:tc>
+        <w:tc>
+          <w:tcPr>
+            <w:tcW w:type="dxa" w:w="6480"/>
+            <w:shd w:fill="F7FAFC"/>
+            <w:tcMar>
+              <w:top w:w="100" w:type="dxa"/>
+              <w:bottom w:w="100" w:type="dxa"/>
+              <w:left w:w="150" w:type="dxa"/>
+              <w:right w:w="150" w:type="dxa"/>
+            </w:tcMar>
+          </w:tcPr>
+          <w:p>
+            <w:r>
+              <w:rPr>
+                <w:rFonts w:ascii="Cambria Math" w:hAnsi="Cambria Math"/>
+                <w:color w:val="2D3748"/>
+                <w:sz w:val="19"/>
+              </w:rPr>
+              <w:t>x;x^{2}+5</w:t>
+            </w:r>
+          </w:p>
+        </w:tc>
+      </w:tr>
     </w:tbl>
     <w:p>
       <w:pPr>
@@ -338,7 +650,7 @@
           <w:color w:val="2B6CB0"/>
           <w:sz w:val="24"/>
         </w:rPr>
-        <w:t>3.1 Kcet Mathematical Reasoning - Core Application (High Yield — 9 PYQs)</w:t>
+        <w:t>3.1 Mathematical Reasoning — Standard Calculations &amp; Problem Archetypes (Moderate Yield — 6 PYQs)</w:t>
       </w:r>
     </w:p>
     <w:p>
@@ -353,7 +665,7 @@
         <w:rPr>
           <w:sz w:val="20"/>
         </w:rPr>
-        <w:t>Key problem pattern in Kcet Mathematical Reasoning.</w:t>
+        <w:t>Quantitative numerical problem-solving techniques and standard question patterns frequently seen in Mathematical Reasoning.</w:t>
       </w:r>
     </w:p>
     <w:tbl>
@@ -391,7 +703,7 @@
                 <w:color w:val="2D3748"/>
                 <w:sz w:val="19"/>
               </w:rPr>
-              <w:t>Watch for algebraic and sign errors.</w:t>
+              <w:t>Watch for algebraic rounding, stoichiometric balancing, and boundary condition checks.</w:t>
             </w:r>
           </w:p>
         </w:tc>
@@ -432,7 +744,7 @@
                 <w:color w:val="2D3748"/>
                 <w:sz w:val="19"/>
               </w:rPr>
-              <w:t>Verify dimensions and boundary conditions.</w:t>
+              <w:t>Dimensional consistency checks and ratio comparisons can quickly eliminate incorrect options.</w:t>
             </w:r>
           </w:p>
         </w:tc>
@@ -488,6 +800,368 @@
           <w:b/>
           <w:sz w:val="18"/>
         </w:rPr>
+        <w:t xml:space="preserve">[2020 Shift] Q#1 (MCQ): </w:t>
+      </w:r>
+      <w:r>
+        <w:rPr>
+          <w:sz w:val="18"/>
+        </w:rPr>
+        <w:t xml:space="preserve">"The negation of the statement "For all real numbers x and y,x+y=y+x^'' is..."  </w:t>
+      </w:r>
+      <w:r>
+        <w:rPr>
+          <w:b/>
+          <w:color w:val="2B6CB0"/>
+          <w:sz w:val="18"/>
+        </w:rPr>
+        <w:t>[Ans: N/A]</w:t>
+      </w:r>
+    </w:p>
+    <w:p>
+      <w:pPr>
+        <w:pStyle w:val="ListBullet"/>
+        <w:spacing w:after="40"/>
+      </w:pPr>
+      <w:r>
+        <w:rPr>
+          <w:b/>
+          <w:sz w:val="18"/>
+        </w:rPr>
+        <w:t xml:space="preserve">[2020 Shift] Q#4 (MCQ): </w:t>
+      </w:r>
+      <w:r>
+        <w:rPr>
+          <w:sz w:val="18"/>
+        </w:rPr>
+        <w:t xml:space="preserve">"If P(n):2^n&lt;n! Then the smallest positive integer for which P(n) is true if..."  </w:t>
+      </w:r>
+      <w:r>
+        <w:rPr>
+          <w:b/>
+          <w:color w:val="2B6CB0"/>
+          <w:sz w:val="18"/>
+        </w:rPr>
+        <w:t>[Ans: N/A]</w:t>
+      </w:r>
+    </w:p>
+    <w:p>
+      <w:pPr>
+        <w:spacing w:after="120"/>
+      </w:pPr>
+    </w:p>
+    <w:p>
+      <w:pPr>
+        <w:pStyle w:val="Heading2"/>
+      </w:pPr>
+      <w:r>
+        <w:rPr>
+          <w:color w:val="2B6CB0"/>
+          <w:sz w:val="24"/>
+        </w:rPr>
+        <w:t>3.2 Mathematical Reasoning — Core Principles &amp; Governing Laws (Standard Yield — 2 PYQs)</w:t>
+      </w:r>
+    </w:p>
+    <w:p>
+      <w:r>
+        <w:rPr>
+          <w:b/>
+          <w:sz w:val="20"/>
+        </w:rPr>
+        <w:t xml:space="preserve">Core Principle: </w:t>
+      </w:r>
+      <w:r>
+        <w:rPr>
+          <w:sz w:val="20"/>
+        </w:rPr>
+        <w:t>Fundamental definitions, core postulates, and governing physical/chemical relations in Mathematical Reasoning.</w:t>
+      </w:r>
+    </w:p>
+    <w:tbl>
+      <w:tblPr>
+        <w:tblW w:type="auto" w:w="0"/>
+        <w:jc w:val="center"/>
+        <w:tblLook w:firstColumn="1" w:firstRow="1" w:lastColumn="0" w:lastRow="0" w:noHBand="0" w:noVBand="1" w:val="04A0"/>
+      </w:tblPr>
+      <w:tblGrid>
+        <w:gridCol w:w="10080"/>
+      </w:tblGrid>
+      <w:tr>
+        <w:tc>
+          <w:tcPr>
+            <w:tcW w:type="dxa" w:w="10080"/>
+            <w:shd w:fill="FFF5F5"/>
+            <w:tcMar>
+              <w:top w:w="100" w:type="dxa"/>
+              <w:bottom w:w="100" w:type="dxa"/>
+              <w:left w:w="150" w:type="dxa"/>
+              <w:right w:w="150" w:type="dxa"/>
+            </w:tcMar>
+          </w:tcPr>
+          <w:p>
+            <w:r>
+              <w:rPr>
+                <w:b/>
+                <w:color w:val="C53030"/>
+                <w:sz w:val="19"/>
+              </w:rPr>
+              <w:t xml:space="preserve">⚠️ Common Trap / JEE Pitfall: </w:t>
+            </w:r>
+            <w:r>
+              <w:rPr>
+                <w:color w:val="2D3748"/>
+                <w:sz w:val="19"/>
+              </w:rPr>
+              <w:t>Carefully verify units, standard reference states, and sign conventions in Mathematical Reasoning.</w:t>
+            </w:r>
+          </w:p>
+        </w:tc>
+      </w:tr>
+    </w:tbl>
+    <w:tbl>
+      <w:tblPr>
+        <w:tblW w:type="auto" w:w="0"/>
+        <w:jc w:val="center"/>
+        <w:tblLook w:firstColumn="1" w:firstRow="1" w:lastColumn="0" w:lastRow="0" w:noHBand="0" w:noVBand="1" w:val="04A0"/>
+      </w:tblPr>
+      <w:tblGrid>
+        <w:gridCol w:w="10080"/>
+      </w:tblGrid>
+      <w:tr>
+        <w:tc>
+          <w:tcPr>
+            <w:tcW w:type="dxa" w:w="10080"/>
+            <w:shd w:fill="F0FFF4"/>
+            <w:tcMar>
+              <w:top w:w="100" w:type="dxa"/>
+              <w:bottom w:w="100" w:type="dxa"/>
+              <w:left w:w="150" w:type="dxa"/>
+              <w:right w:w="150" w:type="dxa"/>
+            </w:tcMar>
+          </w:tcPr>
+          <w:p>
+            <w:r>
+              <w:rPr>
+                <w:b/>
+                <w:color w:val="276749"/>
+                <w:sz w:val="19"/>
+              </w:rPr>
+              <w:t xml:space="preserve">💡 Speed Hack / Trick: </w:t>
+            </w:r>
+            <w:r>
+              <w:rPr>
+                <w:color w:val="2D3748"/>
+                <w:sz w:val="19"/>
+              </w:rPr>
+              <w:t>Focus on high-yield formulas and standard limiting approximations tested in Mathematical Reasoning PYQs.</w:t>
+            </w:r>
+          </w:p>
+        </w:tc>
+      </w:tr>
+    </w:tbl>
+    <w:p>
+      <w:pPr>
+        <w:spacing w:before="120" w:after="40"/>
+      </w:pPr>
+      <w:r>
+        <w:rPr>
+          <w:b/>
+          <w:color w:val="1A365D"/>
+          <w:sz w:val="19"/>
+        </w:rPr>
+        <w:t>Source PYQs testing this concept:</w:t>
+      </w:r>
+    </w:p>
+    <w:p>
+      <w:pPr>
+        <w:pStyle w:val="ListBullet"/>
+        <w:spacing w:after="40"/>
+      </w:pPr>
+      <w:r>
+        <w:rPr>
+          <w:b/>
+          <w:sz w:val="18"/>
+        </w:rPr>
+        <w:t xml:space="preserve">[2023 Shift] Q#3 (MCQ): </w:t>
+      </w:r>
+      <w:r>
+        <w:rPr>
+          <w:sz w:val="18"/>
+        </w:rPr>
+        <w:t xml:space="preserve">"The contrapositive of the statement. "If two lines do not intersect in the same plane, then they are parallel." is..."  </w:t>
+      </w:r>
+      <w:r>
+        <w:rPr>
+          <w:b/>
+          <w:color w:val="2B6CB0"/>
+          <w:sz w:val="18"/>
+        </w:rPr>
+        <w:t>[Ans: N/A]</w:t>
+      </w:r>
+    </w:p>
+    <w:p>
+      <w:pPr>
+        <w:pStyle w:val="ListBullet"/>
+        <w:spacing w:after="40"/>
+      </w:pPr>
+      <w:r>
+        <w:rPr>
+          <w:b/>
+          <w:sz w:val="18"/>
+        </w:rPr>
+        <w:t xml:space="preserve">[2018 Shift] Q#4 (MCQ): </w:t>
+      </w:r>
+      <w:r>
+        <w:rPr>
+          <w:sz w:val="18"/>
+        </w:rPr>
+        <w:t xml:space="preserve">"The negation of the statement " 72 is divisible by 2 and 3^'' is..."  </w:t>
+      </w:r>
+      <w:r>
+        <w:rPr>
+          <w:b/>
+          <w:color w:val="2B6CB0"/>
+          <w:sz w:val="18"/>
+        </w:rPr>
+        <w:t>[Ans: N/A]</w:t>
+      </w:r>
+    </w:p>
+    <w:p>
+      <w:pPr>
+        <w:spacing w:after="120"/>
+      </w:pPr>
+    </w:p>
+    <w:p>
+      <w:pPr>
+        <w:pStyle w:val="Heading2"/>
+      </w:pPr>
+      <w:r>
+        <w:rPr>
+          <w:color w:val="2B6CB0"/>
+          <w:sz w:val="24"/>
+        </w:rPr>
+        <w:t>3.3 Mathematical Reasoning — Applied Cases, Reactions &amp; Traps (Standard Yield — 2 PYQs)</w:t>
+      </w:r>
+    </w:p>
+    <w:p>
+      <w:r>
+        <w:rPr>
+          <w:b/>
+          <w:sz w:val="20"/>
+        </w:rPr>
+        <w:t xml:space="preserve">Core Principle: </w:t>
+      </w:r>
+      <w:r>
+        <w:rPr>
+          <w:sz w:val="20"/>
+        </w:rPr>
+        <w:t>Special cases, experimental observations, and conceptual traps designed to test deep understanding of Mathematical Reasoning.</w:t>
+      </w:r>
+    </w:p>
+    <w:tbl>
+      <w:tblPr>
+        <w:tblW w:type="auto" w:w="0"/>
+        <w:jc w:val="center"/>
+        <w:tblLook w:firstColumn="1" w:firstRow="1" w:lastColumn="0" w:lastRow="0" w:noHBand="0" w:noVBand="1" w:val="04A0"/>
+      </w:tblPr>
+      <w:tblGrid>
+        <w:gridCol w:w="10080"/>
+      </w:tblGrid>
+      <w:tr>
+        <w:tc>
+          <w:tcPr>
+            <w:tcW w:type="dxa" w:w="10080"/>
+            <w:shd w:fill="FFF5F5"/>
+            <w:tcMar>
+              <w:top w:w="100" w:type="dxa"/>
+              <w:bottom w:w="100" w:type="dxa"/>
+              <w:left w:w="150" w:type="dxa"/>
+              <w:right w:w="150" w:type="dxa"/>
+            </w:tcMar>
+          </w:tcPr>
+          <w:p>
+            <w:r>
+              <w:rPr>
+                <w:b/>
+                <w:color w:val="C53030"/>
+                <w:sz w:val="19"/>
+              </w:rPr>
+              <w:t xml:space="preserve">⚠️ Common Trap / JEE Pitfall: </w:t>
+            </w:r>
+            <w:r>
+              <w:rPr>
+                <w:color w:val="2D3748"/>
+                <w:sz w:val="19"/>
+              </w:rPr>
+              <w:t>Read questions carefully for keywords like 'incorrect', 'not true', or non-standard conditions.</w:t>
+            </w:r>
+          </w:p>
+        </w:tc>
+      </w:tr>
+    </w:tbl>
+    <w:tbl>
+      <w:tblPr>
+        <w:tblW w:type="auto" w:w="0"/>
+        <w:jc w:val="center"/>
+        <w:tblLook w:firstColumn="1" w:firstRow="1" w:lastColumn="0" w:lastRow="0" w:noHBand="0" w:noVBand="1" w:val="04A0"/>
+      </w:tblPr>
+      <w:tblGrid>
+        <w:gridCol w:w="10080"/>
+      </w:tblGrid>
+      <w:tr>
+        <w:tc>
+          <w:tcPr>
+            <w:tcW w:type="dxa" w:w="10080"/>
+            <w:shd w:fill="F0FFF4"/>
+            <w:tcMar>
+              <w:top w:w="100" w:type="dxa"/>
+              <w:bottom w:w="100" w:type="dxa"/>
+              <w:left w:w="150" w:type="dxa"/>
+              <w:right w:w="150" w:type="dxa"/>
+            </w:tcMar>
+          </w:tcPr>
+          <w:p>
+            <w:r>
+              <w:rPr>
+                <w:b/>
+                <w:color w:val="276749"/>
+                <w:sz w:val="19"/>
+              </w:rPr>
+              <w:t xml:space="preserve">💡 Speed Hack / Trick: </w:t>
+            </w:r>
+            <w:r>
+              <w:rPr>
+                <w:color w:val="2D3748"/>
+                <w:sz w:val="19"/>
+              </w:rPr>
+              <w:t>Elimination of extreme or unphysical answer choices improves accuracy in assertion-reason and multiple-statement questions.</w:t>
+            </w:r>
+          </w:p>
+        </w:tc>
+      </w:tr>
+    </w:tbl>
+    <w:p>
+      <w:pPr>
+        <w:spacing w:before="120" w:after="40"/>
+      </w:pPr>
+      <w:r>
+        <w:rPr>
+          <w:b/>
+          <w:color w:val="1A365D"/>
+          <w:sz w:val="19"/>
+        </w:rPr>
+        <w:t>Source PYQs testing this concept:</w:t>
+      </w:r>
+    </w:p>
+    <w:p>
+      <w:pPr>
+        <w:pStyle w:val="ListBullet"/>
+        <w:spacing w:after="40"/>
+      </w:pPr>
+      <w:r>
+        <w:rPr>
+          <w:b/>
+          <w:sz w:val="18"/>
+        </w:rPr>
         <w:t xml:space="preserve">[2024 Shift] Q#2 (MCQ): </w:t>
       </w:r>
       <w:r>
@@ -515,13 +1189,13 @@
           <w:b/>
           <w:sz w:val="18"/>
         </w:rPr>
-        <w:t xml:space="preserve">[2023 Shift] Q#3 (MCQ): </w:t>
+        <w:t xml:space="preserve">[2019 Shift] Q#2 (MCQ): </w:t>
       </w:r>
       <w:r>
         <w:rPr>
           <w:sz w:val="18"/>
         </w:rPr>
-        <w:t xml:space="preserve">"The contrapositive of the statement. "If two lines do not intersect in the same plane, then they are parallel." is..."  </w:t>
+        <w:t xml:space="preserve">"The negative of the statement "All continuous functions are differentiable."..."  </w:t>
       </w:r>
       <w:r>
         <w:rPr>
@@ -662,6 +1336,248 @@
               <w:t>Solution Analysis:</w:t>
               <w:br/>
               <w:t>Given inequality: 3(x-1) ≤ 2(x-3) Open the brackets: 3x-3 ≤ 2x-6 Now subtract 2x from both sides: x-3 ≤ -6 Add 3 to both sides: x ≤ -3 So, the solution is: x ≤ -3 Hence, the correct option is Option A .</w:t>
+            </w:r>
+          </w:p>
+        </w:tc>
+      </w:tr>
+    </w:tbl>
+    <w:p>
+      <w:pPr>
+        <w:spacing w:after="120"/>
+      </w:pPr>
+    </w:p>
+    <w:p>
+      <w:pPr>
+        <w:spacing w:before="160" w:after="40"/>
+      </w:pPr>
+      <w:r>
+        <w:rPr>
+          <w:b/>
+          <w:color w:val="1A365D"/>
+          <w:sz w:val="22"/>
+        </w:rPr>
+        <w:t>Benchmark Problem 2: KCET 2024 (Q#2)</w:t>
+      </w:r>
+    </w:p>
+    <w:p>
+      <w:pPr>
+        <w:spacing w:after="80"/>
+      </w:pPr>
+      <w:r>
+        <w:rPr>
+          <w:sz w:val="20"/>
+        </w:rPr>
+        <w:t>The negation of the statement "For every real number x;x^2+5 is positive" is</w:t>
+      </w:r>
+    </w:p>
+    <w:p>
+      <w:pPr>
+        <w:pStyle w:val="ListBullet"/>
+        <w:spacing w:after="20"/>
+      </w:pPr>
+      <w:r>
+        <w:rPr>
+          <w:sz w:val="19"/>
+        </w:rPr>
+        <w:t>(A) For every real number x;x^2+5 is not positive.</w:t>
+      </w:r>
+    </w:p>
+    <w:p>
+      <w:pPr>
+        <w:pStyle w:val="ListBullet"/>
+        <w:spacing w:after="20"/>
+      </w:pPr>
+      <w:r>
+        <w:rPr>
+          <w:sz w:val="19"/>
+        </w:rPr>
+        <w:t>(B) For every real number x;x^2+5 is negative.</w:t>
+      </w:r>
+    </w:p>
+    <w:p>
+      <w:pPr>
+        <w:pStyle w:val="ListBullet"/>
+        <w:spacing w:after="20"/>
+      </w:pPr>
+      <w:r>
+        <w:rPr>
+          <w:sz w:val="19"/>
+        </w:rPr>
+        <w:t>(C) There exists atleast one real number x , such that x^2+5 is not positive.</w:t>
+      </w:r>
+    </w:p>
+    <w:p>
+      <w:pPr>
+        <w:pStyle w:val="ListBullet"/>
+        <w:spacing w:after="20"/>
+      </w:pPr>
+      <w:r>
+        <w:rPr>
+          <w:sz w:val="19"/>
+        </w:rPr>
+        <w:t>(D) There exists atleast one real number x , such that x^2+5 is positive.</w:t>
+      </w:r>
+    </w:p>
+    <w:tbl>
+      <w:tblPr>
+        <w:tblW w:type="auto" w:w="0"/>
+        <w:jc w:val="center"/>
+        <w:tblLook w:firstColumn="1" w:firstRow="1" w:lastColumn="0" w:lastRow="0" w:noHBand="0" w:noVBand="1" w:val="04A0"/>
+      </w:tblPr>
+      <w:tblGrid>
+        <w:gridCol w:w="10080"/>
+      </w:tblGrid>
+      <w:tr>
+        <w:tc>
+          <w:tcPr>
+            <w:tcW w:type="dxa" w:w="10080"/>
+            <w:shd w:fill="F7FAFC"/>
+            <w:tcMar>
+              <w:top w:w="100" w:type="dxa"/>
+              <w:bottom w:w="100" w:type="dxa"/>
+              <w:left w:w="150" w:type="dxa"/>
+              <w:right w:w="150" w:type="dxa"/>
+            </w:tcMar>
+          </w:tcPr>
+          <w:p>
+            <w:r>
+              <w:rPr>
+                <w:b/>
+                <w:color w:val="1A365D"/>
+                <w:sz w:val="19"/>
+              </w:rPr>
+              <w:t>Correct Answer: None</w:t>
+              <w:br/>
+            </w:r>
+            <w:r>
+              <w:rPr>
+                <w:color w:val="2D3748"/>
+                <w:sz w:val="18"/>
+              </w:rPr>
+              <w:t>Solution Analysis:</w:t>
+              <w:br/>
+              <w:t>The negation of statement "For every real number x;x^2+5 is positive" is there exists at least one real number x such that x^2+5 is not positive.</w:t>
+            </w:r>
+          </w:p>
+        </w:tc>
+      </w:tr>
+    </w:tbl>
+    <w:p>
+      <w:pPr>
+        <w:spacing w:after="120"/>
+      </w:pPr>
+    </w:p>
+    <w:p>
+      <w:pPr>
+        <w:spacing w:before="160" w:after="40"/>
+      </w:pPr>
+      <w:r>
+        <w:rPr>
+          <w:b/>
+          <w:color w:val="1A365D"/>
+          <w:sz w:val="22"/>
+        </w:rPr>
+        <w:t>Benchmark Problem 3: KCET 2023 (Q#3)</w:t>
+      </w:r>
+    </w:p>
+    <w:p>
+      <w:pPr>
+        <w:spacing w:after="80"/>
+      </w:pPr>
+      <w:r>
+        <w:rPr>
+          <w:sz w:val="20"/>
+        </w:rPr>
+        <w:t>The contrapositive of the statement. "If two lines do not intersect in the same plane, then they are parallel." is</w:t>
+      </w:r>
+    </w:p>
+    <w:p>
+      <w:pPr>
+        <w:pStyle w:val="ListBullet"/>
+        <w:spacing w:after="20"/>
+      </w:pPr>
+      <w:r>
+        <w:rPr>
+          <w:sz w:val="19"/>
+        </w:rPr>
+        <w:t>(A) If two lines are parallel, then they intersect in the same plane.</w:t>
+      </w:r>
+    </w:p>
+    <w:p>
+      <w:pPr>
+        <w:pStyle w:val="ListBullet"/>
+        <w:spacing w:after="20"/>
+      </w:pPr>
+      <w:r>
+        <w:rPr>
+          <w:sz w:val="19"/>
+        </w:rPr>
+        <w:t>(B) If two lines are not parallel, then they do not intersect in the same plane.</w:t>
+      </w:r>
+    </w:p>
+    <w:p>
+      <w:pPr>
+        <w:pStyle w:val="ListBullet"/>
+        <w:spacing w:after="20"/>
+      </w:pPr>
+      <w:r>
+        <w:rPr>
+          <w:sz w:val="19"/>
+        </w:rPr>
+        <w:t>(C) If two lines are parallel, then they do not intersect in the same plane.</w:t>
+      </w:r>
+    </w:p>
+    <w:p>
+      <w:pPr>
+        <w:pStyle w:val="ListBullet"/>
+        <w:spacing w:after="20"/>
+      </w:pPr>
+      <w:r>
+        <w:rPr>
+          <w:sz w:val="19"/>
+        </w:rPr>
+        <w:t>(D) If two lines are not parallel, then they intersect in the same plane.</w:t>
+      </w:r>
+    </w:p>
+    <w:tbl>
+      <w:tblPr>
+        <w:tblW w:type="auto" w:w="0"/>
+        <w:jc w:val="center"/>
+        <w:tblLook w:firstColumn="1" w:firstRow="1" w:lastColumn="0" w:lastRow="0" w:noHBand="0" w:noVBand="1" w:val="04A0"/>
+      </w:tblPr>
+      <w:tblGrid>
+        <w:gridCol w:w="10080"/>
+      </w:tblGrid>
+      <w:tr>
+        <w:tc>
+          <w:tcPr>
+            <w:tcW w:type="dxa" w:w="10080"/>
+            <w:shd w:fill="F7FAFC"/>
+            <w:tcMar>
+              <w:top w:w="100" w:type="dxa"/>
+              <w:bottom w:w="100" w:type="dxa"/>
+              <w:left w:w="150" w:type="dxa"/>
+              <w:right w:w="150" w:type="dxa"/>
+            </w:tcMar>
+          </w:tcPr>
+          <w:p>
+            <w:r>
+              <w:rPr>
+                <w:b/>
+                <w:color w:val="1A365D"/>
+                <w:sz w:val="19"/>
+              </w:rPr>
+              <w:t>Correct Answer: None</w:t>
+              <w:br/>
+            </w:r>
+            <w:r>
+              <w:rPr>
+                <w:color w:val="2D3748"/>
+                <w:sz w:val="18"/>
+              </w:rPr>
+              <w:t>Solution Analysis:</w:t>
+              <w:br/>
+              <w:t>Given, statement "If two lines do not intersect in the same plane, then they are parallel. Contrapositive It two lines intersect in the same plane, then they are not parallel. Converse If two lines do not intersect in the same plane, then they are parallel.</w:t>
             </w:r>
           </w:p>
         </w:tc>

--- a/data/exports/kcet-mathematical-reasoning_revision_notes.docx
+++ b/data/exports/kcet-mathematical-reasoning_revision_notes.docx
@@ -13,7 +13,7 @@
           <w:color w:val="1A365D"/>
           <w:sz w:val="44"/>
         </w:rPr>
-        <w:t>JEE MAIN REVISION MASTER: MATHEMATICAL REASONING 2026 1 QUESTIONS 1.67% WEIGHTAGE</w:t>
+        <w:t>JEE MAIN REVISION MASTER: MATHEMATICAL REASONING</w:t>
       </w:r>
     </w:p>
     <w:p>
@@ -164,10 +164,10 @@
             <w:r>
               <w:rPr>
                 <w:b/>
-                <w:color w:val="718096"/>
+                <w:color w:val="2B6CB0"/>
                 <w:sz w:val="19"/>
               </w:rPr>
-              <w:t>Moderate</w:t>
+              <w:t>High</w:t>
             </w:r>
           </w:p>
         </w:tc>
@@ -189,7 +189,7 @@
                 <w:color w:val="2D3748"/>
                 <w:sz w:val="19"/>
               </w:rPr>
-              <w:t>Mathematical Reasoning — Standard Calculations &amp; Problem Archetypes</w:t>
+              <w:t>Mathematical Reasoning — Core Principles &amp; Governing Laws</w:t>
             </w:r>
           </w:p>
         </w:tc>
@@ -209,7 +209,7 @@
               <w:rPr>
                 <w:sz w:val="19"/>
               </w:rPr>
-              <w:t>6 PYQs</w:t>
+              <w:t>8 PYQs</w:t>
             </w:r>
           </w:p>
         </w:tc>
@@ -230,7 +230,7 @@
                 <w:color w:val="718096"/>
                 <w:sz w:val="19"/>
               </w:rPr>
-              <w:t>Quantitative Analysis</w:t>
+              <w:t>Core Principle</w:t>
             </w:r>
           </w:p>
         </w:tc>
@@ -276,7 +276,7 @@
                 <w:color w:val="2D3748"/>
                 <w:sz w:val="19"/>
               </w:rPr>
-              <w:t>Mathematical Reasoning — Core Principles &amp; Governing Laws</w:t>
+              <w:t>Mathematical Reasoning — Standard Calculations &amp; Problem Archetypes</w:t>
             </w:r>
           </w:p>
         </w:tc>
@@ -317,7 +317,7 @@
                 <w:color w:val="718096"/>
                 <w:sz w:val="19"/>
               </w:rPr>
-              <w:t>Core Principle</w:t>
+              <w:t>Quantitative Analysis</w:t>
             </w:r>
           </w:p>
         </w:tc>
@@ -383,7 +383,7 @@
               <w:rPr>
                 <w:sz w:val="19"/>
               </w:rPr>
-              <w:t>2 PYQs</w:t>
+              <w:t>0 PYQs</w:t>
             </w:r>
           </w:p>
         </w:tc>
@@ -504,7 +504,7 @@
                 <w:color w:val="1A365D"/>
                 <w:sz w:val="19"/>
               </w:rPr>
-              <w:t>Mathematical Reasoning — Standard Calculations &amp; Problem Archetypes</w:t>
+              <w:t>Mathematical Reasoning — Core Principles &amp; Governing Laws</w:t>
             </w:r>
           </w:p>
         </w:tc>
@@ -526,7 +526,7 @@
                 <w:color w:val="2D3748"/>
                 <w:sz w:val="19"/>
               </w:rPr>
-              <w:t>n=4, \quad P(n):2^{2n}-1, \quad 3^{''}</w:t>
+              <w:t>P(n):2^{n}&lt;n!, \quad 3^{''}, \quad x;x^{2}+5</w:t>
             </w:r>
           </w:p>
         </w:tc>
@@ -550,7 +550,7 @@
                 <w:color w:val="1A365D"/>
                 <w:sz w:val="19"/>
               </w:rPr>
-              <w:t>Mathematical Reasoning — Core Principles &amp; Governing Laws</w:t>
+              <w:t>Mathematical Reasoning — Standard Calculations &amp; Problem Archetypes</w:t>
             </w:r>
           </w:p>
         </w:tc>
@@ -572,53 +572,7 @@
                 <w:color w:val="2D3748"/>
                 <w:sz w:val="19"/>
               </w:rPr>
-              <w:t>3^{''}</w:t>
-            </w:r>
-          </w:p>
-        </w:tc>
-      </w:tr>
-      <w:tr>
-        <w:tc>
-          <w:tcPr>
-            <w:tcW w:type="dxa" w:w="3600"/>
-            <w:shd w:fill="F7FAFC"/>
-            <w:tcMar>
-              <w:top w:w="100" w:type="dxa"/>
-              <w:bottom w:w="100" w:type="dxa"/>
-              <w:left w:w="150" w:type="dxa"/>
-              <w:right w:w="150" w:type="dxa"/>
-            </w:tcMar>
-          </w:tcPr>
-          <w:p>
-            <w:r>
-              <w:rPr>
-                <w:b/>
-                <w:color w:val="1A365D"/>
-                <w:sz w:val="19"/>
-              </w:rPr>
-              <w:t>Mathematical Reasoning — Applied Cases, Reactions &amp; Traps</w:t>
-            </w:r>
-          </w:p>
-        </w:tc>
-        <w:tc>
-          <w:tcPr>
-            <w:tcW w:type="dxa" w:w="6480"/>
-            <w:shd w:fill="F7FAFC"/>
-            <w:tcMar>
-              <w:top w:w="100" w:type="dxa"/>
-              <w:bottom w:w="100" w:type="dxa"/>
-              <w:left w:w="150" w:type="dxa"/>
-              <w:right w:w="150" w:type="dxa"/>
-            </w:tcMar>
-          </w:tcPr>
-          <w:p>
-            <w:r>
-              <w:rPr>
-                <w:rFonts w:ascii="Cambria Math" w:hAnsi="Cambria Math"/>
-                <w:color w:val="2D3748"/>
-                <w:sz w:val="19"/>
-              </w:rPr>
-              <w:t>x;x^{2}+5</w:t>
+              <w:t>3^{''}, \quad P(n):2^{2n}-1</w:t>
             </w:r>
           </w:p>
         </w:tc>
@@ -650,7 +604,215 @@
           <w:color w:val="2B6CB0"/>
           <w:sz w:val="24"/>
         </w:rPr>
-        <w:t>3.1 Mathematical Reasoning — Standard Calculations &amp; Problem Archetypes (Moderate Yield — 6 PYQs)</w:t>
+        <w:t>3.1 Mathematical Reasoning — Core Principles &amp; Governing Laws (High Yield — 8 PYQs)</w:t>
+      </w:r>
+    </w:p>
+    <w:p>
+      <w:r>
+        <w:rPr>
+          <w:b/>
+          <w:sz w:val="20"/>
+        </w:rPr>
+        <w:t xml:space="preserve">Core Principle: </w:t>
+      </w:r>
+      <w:r>
+        <w:rPr>
+          <w:sz w:val="20"/>
+        </w:rPr>
+        <w:t>Fundamental definitions, core postulates, and governing physical/chemical relations in Mathematical Reasoning.</w:t>
+      </w:r>
+    </w:p>
+    <w:tbl>
+      <w:tblPr>
+        <w:tblW w:type="auto" w:w="0"/>
+        <w:jc w:val="center"/>
+        <w:tblLook w:firstColumn="1" w:firstRow="1" w:lastColumn="0" w:lastRow="0" w:noHBand="0" w:noVBand="1" w:val="04A0"/>
+      </w:tblPr>
+      <w:tblGrid>
+        <w:gridCol w:w="10080"/>
+      </w:tblGrid>
+      <w:tr>
+        <w:tc>
+          <w:tcPr>
+            <w:tcW w:type="dxa" w:w="10080"/>
+            <w:shd w:fill="FFF5F5"/>
+            <w:tcMar>
+              <w:top w:w="100" w:type="dxa"/>
+              <w:bottom w:w="100" w:type="dxa"/>
+              <w:left w:w="150" w:type="dxa"/>
+              <w:right w:w="150" w:type="dxa"/>
+            </w:tcMar>
+          </w:tcPr>
+          <w:p>
+            <w:r>
+              <w:rPr>
+                <w:b/>
+                <w:color w:val="C53030"/>
+                <w:sz w:val="19"/>
+              </w:rPr>
+              <w:t xml:space="preserve">⚠️ Common Trap / JEE Pitfall: </w:t>
+            </w:r>
+            <w:r>
+              <w:rPr>
+                <w:color w:val="2D3748"/>
+                <w:sz w:val="19"/>
+              </w:rPr>
+              <w:t>Carefully verify units, standard reference states, and sign conventions in Mathematical Reasoning.</w:t>
+            </w:r>
+          </w:p>
+        </w:tc>
+      </w:tr>
+    </w:tbl>
+    <w:tbl>
+      <w:tblPr>
+        <w:tblW w:type="auto" w:w="0"/>
+        <w:jc w:val="center"/>
+        <w:tblLook w:firstColumn="1" w:firstRow="1" w:lastColumn="0" w:lastRow="0" w:noHBand="0" w:noVBand="1" w:val="04A0"/>
+      </w:tblPr>
+      <w:tblGrid>
+        <w:gridCol w:w="10080"/>
+      </w:tblGrid>
+      <w:tr>
+        <w:tc>
+          <w:tcPr>
+            <w:tcW w:type="dxa" w:w="10080"/>
+            <w:shd w:fill="F0FFF4"/>
+            <w:tcMar>
+              <w:top w:w="100" w:type="dxa"/>
+              <w:bottom w:w="100" w:type="dxa"/>
+              <w:left w:w="150" w:type="dxa"/>
+              <w:right w:w="150" w:type="dxa"/>
+            </w:tcMar>
+          </w:tcPr>
+          <w:p>
+            <w:r>
+              <w:rPr>
+                <w:b/>
+                <w:color w:val="276749"/>
+                <w:sz w:val="19"/>
+              </w:rPr>
+              <w:t xml:space="preserve">💡 Speed Hack / Trick: </w:t>
+            </w:r>
+            <w:r>
+              <w:rPr>
+                <w:color w:val="2D3748"/>
+                <w:sz w:val="19"/>
+              </w:rPr>
+              <w:t>Focus on high-yield formulas and standard limiting approximations tested in Mathematical Reasoning PYQs.</w:t>
+            </w:r>
+          </w:p>
+        </w:tc>
+      </w:tr>
+    </w:tbl>
+    <w:p>
+      <w:pPr>
+        <w:spacing w:before="120" w:after="40"/>
+      </w:pPr>
+      <w:r>
+        <w:rPr>
+          <w:b/>
+          <w:color w:val="1A365D"/>
+          <w:sz w:val="19"/>
+        </w:rPr>
+        <w:t>Source PYQs testing this concept:</w:t>
+      </w:r>
+    </w:p>
+    <w:p>
+      <w:pPr>
+        <w:pStyle w:val="ListBullet"/>
+        <w:spacing w:after="40"/>
+      </w:pPr>
+      <w:r>
+        <w:rPr>
+          <w:b/>
+          <w:sz w:val="18"/>
+        </w:rPr>
+        <w:t xml:space="preserve">[2026 Shift] Q#1 (MCQ): </w:t>
+      </w:r>
+      <w:r>
+        <w:rPr>
+          <w:sz w:val="18"/>
+        </w:rPr>
+        <w:t xml:space="preserve">"The solution of 3(x-1) ≤ 2(x-3) is..."  </w:t>
+      </w:r>
+      <w:r>
+        <w:rPr>
+          <w:b/>
+          <w:color w:val="2B6CB0"/>
+          <w:sz w:val="18"/>
+        </w:rPr>
+        <w:t>[Ans: A]</w:t>
+      </w:r>
+    </w:p>
+    <w:p>
+      <w:pPr>
+        <w:pStyle w:val="ListBullet"/>
+        <w:spacing w:after="40"/>
+      </w:pPr>
+      <w:r>
+        <w:rPr>
+          <w:b/>
+          <w:sz w:val="18"/>
+        </w:rPr>
+        <w:t xml:space="preserve">[2024 Shift] Q#2 (MCQ): </w:t>
+      </w:r>
+      <w:r>
+        <w:rPr>
+          <w:sz w:val="18"/>
+        </w:rPr>
+        <w:t xml:space="preserve">"The negation of the statement "For every real number x;x^2+5 is positive" is..."  </w:t>
+      </w:r>
+      <w:r>
+        <w:rPr>
+          <w:b/>
+          <w:color w:val="2B6CB0"/>
+          <w:sz w:val="18"/>
+        </w:rPr>
+        <w:t>[Ans: N/A]</w:t>
+      </w:r>
+    </w:p>
+    <w:p>
+      <w:pPr>
+        <w:pStyle w:val="ListBullet"/>
+        <w:spacing w:after="40"/>
+      </w:pPr>
+      <w:r>
+        <w:rPr>
+          <w:b/>
+          <w:sz w:val="18"/>
+        </w:rPr>
+        <w:t xml:space="preserve">[2023 Shift] Q#3 (MCQ): </w:t>
+      </w:r>
+      <w:r>
+        <w:rPr>
+          <w:sz w:val="18"/>
+        </w:rPr>
+        <w:t xml:space="preserve">"The contrapositive of the statement. "If two lines do not intersect in the same plane, then they are parallel." is..."  </w:t>
+      </w:r>
+      <w:r>
+        <w:rPr>
+          <w:b/>
+          <w:color w:val="2B6CB0"/>
+          <w:sz w:val="18"/>
+        </w:rPr>
+        <w:t>[Ans: N/A]</w:t>
+      </w:r>
+    </w:p>
+    <w:p>
+      <w:pPr>
+        <w:spacing w:after="120"/>
+      </w:pPr>
+    </w:p>
+    <w:p>
+      <w:pPr>
+        <w:pStyle w:val="Heading2"/>
+      </w:pPr>
+      <w:r>
+        <w:rPr>
+          <w:color w:val="2B6CB0"/>
+          <w:sz w:val="24"/>
+        </w:rPr>
+        <w:t>3.2 Mathematical Reasoning — Standard Calculations &amp; Problem Archetypes (Standard Yield — 2 PYQs)</w:t>
       </w:r>
     </w:p>
     <w:p>
@@ -773,221 +935,13 @@
           <w:b/>
           <w:sz w:val="18"/>
         </w:rPr>
-        <w:t xml:space="preserve">[2026 Shift] Q#1 (MCQ): </w:t>
+        <w:t xml:space="preserve">[2018 Shift] Q#3 (MCQ): </w:t>
       </w:r>
       <w:r>
         <w:rPr>
           <w:sz w:val="18"/>
         </w:rPr>
-        <w:t xml:space="preserve">"The solution of 3(x-1) ≤ 2(x-3) is..."  </w:t>
-      </w:r>
-      <w:r>
-        <w:rPr>
-          <w:b/>
-          <w:color w:val="2B6CB0"/>
-          <w:sz w:val="18"/>
-        </w:rPr>
-        <w:t>[Ans: A]</w:t>
-      </w:r>
-    </w:p>
-    <w:p>
-      <w:pPr>
-        <w:pStyle w:val="ListBullet"/>
-        <w:spacing w:after="40"/>
-      </w:pPr>
-      <w:r>
-        <w:rPr>
-          <w:b/>
-          <w:sz w:val="18"/>
-        </w:rPr>
-        <w:t xml:space="preserve">[2020 Shift] Q#1 (MCQ): </w:t>
-      </w:r>
-      <w:r>
-        <w:rPr>
-          <w:sz w:val="18"/>
-        </w:rPr>
-        <w:t xml:space="preserve">"The negation of the statement "For all real numbers x and y,x+y=y+x^'' is..."  </w:t>
-      </w:r>
-      <w:r>
-        <w:rPr>
-          <w:b/>
-          <w:color w:val="2B6CB0"/>
-          <w:sz w:val="18"/>
-        </w:rPr>
-        <w:t>[Ans: N/A]</w:t>
-      </w:r>
-    </w:p>
-    <w:p>
-      <w:pPr>
-        <w:pStyle w:val="ListBullet"/>
-        <w:spacing w:after="40"/>
-      </w:pPr>
-      <w:r>
-        <w:rPr>
-          <w:b/>
-          <w:sz w:val="18"/>
-        </w:rPr>
-        <w:t xml:space="preserve">[2020 Shift] Q#4 (MCQ): </w:t>
-      </w:r>
-      <w:r>
-        <w:rPr>
-          <w:sz w:val="18"/>
-        </w:rPr>
-        <w:t xml:space="preserve">"If P(n):2^n&lt;n! Then the smallest positive integer for which P(n) is true if..."  </w:t>
-      </w:r>
-      <w:r>
-        <w:rPr>
-          <w:b/>
-          <w:color w:val="2B6CB0"/>
-          <w:sz w:val="18"/>
-        </w:rPr>
-        <w:t>[Ans: N/A]</w:t>
-      </w:r>
-    </w:p>
-    <w:p>
-      <w:pPr>
-        <w:spacing w:after="120"/>
-      </w:pPr>
-    </w:p>
-    <w:p>
-      <w:pPr>
-        <w:pStyle w:val="Heading2"/>
-      </w:pPr>
-      <w:r>
-        <w:rPr>
-          <w:color w:val="2B6CB0"/>
-          <w:sz w:val="24"/>
-        </w:rPr>
-        <w:t>3.2 Mathematical Reasoning — Core Principles &amp; Governing Laws (Standard Yield — 2 PYQs)</w:t>
-      </w:r>
-    </w:p>
-    <w:p>
-      <w:r>
-        <w:rPr>
-          <w:b/>
-          <w:sz w:val="20"/>
-        </w:rPr>
-        <w:t xml:space="preserve">Core Principle: </w:t>
-      </w:r>
-      <w:r>
-        <w:rPr>
-          <w:sz w:val="20"/>
-        </w:rPr>
-        <w:t>Fundamental definitions, core postulates, and governing physical/chemical relations in Mathematical Reasoning.</w:t>
-      </w:r>
-    </w:p>
-    <w:tbl>
-      <w:tblPr>
-        <w:tblW w:type="auto" w:w="0"/>
-        <w:jc w:val="center"/>
-        <w:tblLook w:firstColumn="1" w:firstRow="1" w:lastColumn="0" w:lastRow="0" w:noHBand="0" w:noVBand="1" w:val="04A0"/>
-      </w:tblPr>
-      <w:tblGrid>
-        <w:gridCol w:w="10080"/>
-      </w:tblGrid>
-      <w:tr>
-        <w:tc>
-          <w:tcPr>
-            <w:tcW w:type="dxa" w:w="10080"/>
-            <w:shd w:fill="FFF5F5"/>
-            <w:tcMar>
-              <w:top w:w="100" w:type="dxa"/>
-              <w:bottom w:w="100" w:type="dxa"/>
-              <w:left w:w="150" w:type="dxa"/>
-              <w:right w:w="150" w:type="dxa"/>
-            </w:tcMar>
-          </w:tcPr>
-          <w:p>
-            <w:r>
-              <w:rPr>
-                <w:b/>
-                <w:color w:val="C53030"/>
-                <w:sz w:val="19"/>
-              </w:rPr>
-              <w:t xml:space="preserve">⚠️ Common Trap / JEE Pitfall: </w:t>
-            </w:r>
-            <w:r>
-              <w:rPr>
-                <w:color w:val="2D3748"/>
-                <w:sz w:val="19"/>
-              </w:rPr>
-              <w:t>Carefully verify units, standard reference states, and sign conventions in Mathematical Reasoning.</w:t>
-            </w:r>
-          </w:p>
-        </w:tc>
-      </w:tr>
-    </w:tbl>
-    <w:tbl>
-      <w:tblPr>
-        <w:tblW w:type="auto" w:w="0"/>
-        <w:jc w:val="center"/>
-        <w:tblLook w:firstColumn="1" w:firstRow="1" w:lastColumn="0" w:lastRow="0" w:noHBand="0" w:noVBand="1" w:val="04A0"/>
-      </w:tblPr>
-      <w:tblGrid>
-        <w:gridCol w:w="10080"/>
-      </w:tblGrid>
-      <w:tr>
-        <w:tc>
-          <w:tcPr>
-            <w:tcW w:type="dxa" w:w="10080"/>
-            <w:shd w:fill="F0FFF4"/>
-            <w:tcMar>
-              <w:top w:w="100" w:type="dxa"/>
-              <w:bottom w:w="100" w:type="dxa"/>
-              <w:left w:w="150" w:type="dxa"/>
-              <w:right w:w="150" w:type="dxa"/>
-            </w:tcMar>
-          </w:tcPr>
-          <w:p>
-            <w:r>
-              <w:rPr>
-                <w:b/>
-                <w:color w:val="276749"/>
-                <w:sz w:val="19"/>
-              </w:rPr>
-              <w:t xml:space="preserve">💡 Speed Hack / Trick: </w:t>
-            </w:r>
-            <w:r>
-              <w:rPr>
-                <w:color w:val="2D3748"/>
-                <w:sz w:val="19"/>
-              </w:rPr>
-              <w:t>Focus on high-yield formulas and standard limiting approximations tested in Mathematical Reasoning PYQs.</w:t>
-            </w:r>
-          </w:p>
-        </w:tc>
-      </w:tr>
-    </w:tbl>
-    <w:p>
-      <w:pPr>
-        <w:spacing w:before="120" w:after="40"/>
-      </w:pPr>
-      <w:r>
-        <w:rPr>
-          <w:b/>
-          <w:color w:val="1A365D"/>
-          <w:sz w:val="19"/>
-        </w:rPr>
-        <w:t>Source PYQs testing this concept:</w:t>
-      </w:r>
-    </w:p>
-    <w:p>
-      <w:pPr>
-        <w:pStyle w:val="ListBullet"/>
-        <w:spacing w:after="40"/>
-      </w:pPr>
-      <w:r>
-        <w:rPr>
-          <w:b/>
-          <w:sz w:val="18"/>
-        </w:rPr>
-        <w:t xml:space="preserve">[2023 Shift] Q#3 (MCQ): </w:t>
-      </w:r>
-      <w:r>
-        <w:rPr>
-          <w:sz w:val="18"/>
-        </w:rPr>
-        <w:t xml:space="preserve">"The contrapositive of the statement. "If two lines do not intersect in the same plane, then they are parallel." is..."  </w:t>
+        <w:t xml:space="preserve">"P(n):2^2n-1 is divisible by k for all n ∈ N^'' is true, then the value of ' k ' is..."  </w:t>
       </w:r>
       <w:r>
         <w:rPr>
@@ -1039,7 +993,7 @@
           <w:color w:val="2B6CB0"/>
           <w:sz w:val="24"/>
         </w:rPr>
-        <w:t>3.3 Mathematical Reasoning — Applied Cases, Reactions &amp; Traps (Standard Yield — 2 PYQs)</w:t>
+        <w:t>3.3 Mathematical Reasoning — Applied Cases, Reactions &amp; Traps (Standard Yield — 0 PYQs)</w:t>
       </w:r>
     </w:p>
     <w:p>
@@ -1162,13 +1116,13 @@
           <w:b/>
           <w:sz w:val="18"/>
         </w:rPr>
-        <w:t xml:space="preserve">[2024 Shift] Q#2 (MCQ): </w:t>
+        <w:t xml:space="preserve">[2026 Shift] Q#1 (MCQ): </w:t>
       </w:r>
       <w:r>
         <w:rPr>
           <w:sz w:val="18"/>
         </w:rPr>
-        <w:t xml:space="preserve">"The negation of the statement "For every real number x;x^2+5 is positive" is..."  </w:t>
+        <w:t xml:space="preserve">"The solution of 3(x-1) ≤ 2(x-3) is..."  </w:t>
       </w:r>
       <w:r>
         <w:rPr>
@@ -1176,7 +1130,7 @@
           <w:color w:val="2B6CB0"/>
           <w:sz w:val="18"/>
         </w:rPr>
-        <w:t>[Ans: N/A]</w:t>
+        <w:t>[Ans: A]</w:t>
       </w:r>
     </w:p>
     <w:p>
@@ -1189,13 +1143,13 @@
           <w:b/>
           <w:sz w:val="18"/>
         </w:rPr>
-        <w:t xml:space="preserve">[2019 Shift] Q#2 (MCQ): </w:t>
+        <w:t xml:space="preserve">[2024 Shift] Q#2 (MCQ): </w:t>
       </w:r>
       <w:r>
         <w:rPr>
           <w:sz w:val="18"/>
         </w:rPr>
-        <w:t xml:space="preserve">"The negative of the statement "All continuous functions are differentiable."..."  </w:t>
+        <w:t xml:space="preserve">"The negation of the statement "For every real number x;x^2+5 is positive" is..."  </w:t>
       </w:r>
       <w:r>
         <w:rPr>
@@ -1356,7 +1310,7 @@
           <w:color w:val="1A365D"/>
           <w:sz w:val="22"/>
         </w:rPr>
-        <w:t>Benchmark Problem 2: KCET 2024 (Q#2)</w:t>
+        <w:t>Benchmark Problem 2: KCET 2018 (Q#3)</w:t>
       </w:r>
     </w:p>
     <w:p>
@@ -1367,7 +1321,7 @@
         <w:rPr>
           <w:sz w:val="20"/>
         </w:rPr>
-        <w:t>The negation of the statement "For every real number x;x^2+5 is positive" is</w:t>
+        <w:t>P(n):2^2n-1 is divisible by k for all n ∈ N^'' is true, then the value of ' k ' is</w:t>
       </w:r>
     </w:p>
     <w:p>
@@ -1379,7 +1333,7 @@
         <w:rPr>
           <w:sz w:val="19"/>
         </w:rPr>
-        <w:t>(A) For every real number x;x^2+5 is not positive.</w:t>
+        <w:t>(A) 6</w:t>
       </w:r>
     </w:p>
     <w:p>
@@ -1391,7 +1345,7 @@
         <w:rPr>
           <w:sz w:val="19"/>
         </w:rPr>
-        <w:t>(B) For every real number x;x^2+5 is negative.</w:t>
+        <w:t>(B) 3</w:t>
       </w:r>
     </w:p>
     <w:p>
@@ -1403,7 +1357,7 @@
         <w:rPr>
           <w:sz w:val="19"/>
         </w:rPr>
-        <w:t>(C) There exists atleast one real number x , such that x^2+5 is not positive.</w:t>
+        <w:t>(C) 7</w:t>
       </w:r>
     </w:p>
     <w:p>
@@ -1415,7 +1369,7 @@
         <w:rPr>
           <w:sz w:val="19"/>
         </w:rPr>
-        <w:t>(D) There exists atleast one real number x , such that x^2+5 is positive.</w:t>
+        <w:t>(D) 2</w:t>
       </w:r>
     </w:p>
     <w:tbl>
@@ -1456,128 +1410,7 @@
               </w:rPr>
               <w:t>Solution Analysis:</w:t>
               <w:br/>
-              <w:t>The negation of statement "For every real number x;x^2+5 is positive" is there exists at least one real number x such that x^2+5 is not positive.</w:t>
-            </w:r>
-          </w:p>
-        </w:tc>
-      </w:tr>
-    </w:tbl>
-    <w:p>
-      <w:pPr>
-        <w:spacing w:after="120"/>
-      </w:pPr>
-    </w:p>
-    <w:p>
-      <w:pPr>
-        <w:spacing w:before="160" w:after="40"/>
-      </w:pPr>
-      <w:r>
-        <w:rPr>
-          <w:b/>
-          <w:color w:val="1A365D"/>
-          <w:sz w:val="22"/>
-        </w:rPr>
-        <w:t>Benchmark Problem 3: KCET 2023 (Q#3)</w:t>
-      </w:r>
-    </w:p>
-    <w:p>
-      <w:pPr>
-        <w:spacing w:after="80"/>
-      </w:pPr>
-      <w:r>
-        <w:rPr>
-          <w:sz w:val="20"/>
-        </w:rPr>
-        <w:t>The contrapositive of the statement. "If two lines do not intersect in the same plane, then they are parallel." is</w:t>
-      </w:r>
-    </w:p>
-    <w:p>
-      <w:pPr>
-        <w:pStyle w:val="ListBullet"/>
-        <w:spacing w:after="20"/>
-      </w:pPr>
-      <w:r>
-        <w:rPr>
-          <w:sz w:val="19"/>
-        </w:rPr>
-        <w:t>(A) If two lines are parallel, then they intersect in the same plane.</w:t>
-      </w:r>
-    </w:p>
-    <w:p>
-      <w:pPr>
-        <w:pStyle w:val="ListBullet"/>
-        <w:spacing w:after="20"/>
-      </w:pPr>
-      <w:r>
-        <w:rPr>
-          <w:sz w:val="19"/>
-        </w:rPr>
-        <w:t>(B) If two lines are not parallel, then they do not intersect in the same plane.</w:t>
-      </w:r>
-    </w:p>
-    <w:p>
-      <w:pPr>
-        <w:pStyle w:val="ListBullet"/>
-        <w:spacing w:after="20"/>
-      </w:pPr>
-      <w:r>
-        <w:rPr>
-          <w:sz w:val="19"/>
-        </w:rPr>
-        <w:t>(C) If two lines are parallel, then they do not intersect in the same plane.</w:t>
-      </w:r>
-    </w:p>
-    <w:p>
-      <w:pPr>
-        <w:pStyle w:val="ListBullet"/>
-        <w:spacing w:after="20"/>
-      </w:pPr>
-      <w:r>
-        <w:rPr>
-          <w:sz w:val="19"/>
-        </w:rPr>
-        <w:t>(D) If two lines are not parallel, then they intersect in the same plane.</w:t>
-      </w:r>
-    </w:p>
-    <w:tbl>
-      <w:tblPr>
-        <w:tblW w:type="auto" w:w="0"/>
-        <w:jc w:val="center"/>
-        <w:tblLook w:firstColumn="1" w:firstRow="1" w:lastColumn="0" w:lastRow="0" w:noHBand="0" w:noVBand="1" w:val="04A0"/>
-      </w:tblPr>
-      <w:tblGrid>
-        <w:gridCol w:w="10080"/>
-      </w:tblGrid>
-      <w:tr>
-        <w:tc>
-          <w:tcPr>
-            <w:tcW w:type="dxa" w:w="10080"/>
-            <w:shd w:fill="F7FAFC"/>
-            <w:tcMar>
-              <w:top w:w="100" w:type="dxa"/>
-              <w:bottom w:w="100" w:type="dxa"/>
-              <w:left w:w="150" w:type="dxa"/>
-              <w:right w:w="150" w:type="dxa"/>
-            </w:tcMar>
-          </w:tcPr>
-          <w:p>
-            <w:r>
-              <w:rPr>
-                <w:b/>
-                <w:color w:val="1A365D"/>
-                <w:sz w:val="19"/>
-              </w:rPr>
-              <w:t>Correct Answer: None</w:t>
-              <w:br/>
-            </w:r>
-            <w:r>
-              <w:rPr>
-                <w:color w:val="2D3748"/>
-                <w:sz w:val="18"/>
-              </w:rPr>
-              <w:t>Solution Analysis:</w:t>
-              <w:br/>
-              <w:t>Given, statement "If two lines do not intersect in the same plane, then they are parallel. Contrapositive It two lines intersect in the same plane, then they are not parallel. Converse If two lines do not intersect in the same plane, then they are parallel.</w:t>
+              <w:t>To determine the value of k such that P(n)=2^2n-1 is divisible by k for all n ∈ ℕ , we start by examining a specific case: Consider n=1 : P(1)=2^2 × 1-1=2^2-1=4-1=3 Since P(1)=3 , it follows that P(n) is divisible by 3 . Therefore, the value of k is 3 .</w:t>
             </w:r>
           </w:p>
         </w:tc>

--- a/data/exports/kcet-mathematical-reasoning_revision_notes.docx
+++ b/data/exports/kcet-mathematical-reasoning_revision_notes.docx
@@ -189,7 +189,7 @@
                 <w:color w:val="2D3748"/>
                 <w:sz w:val="19"/>
               </w:rPr>
-              <w:t>Mathematical Reasoning — Core Principles &amp; Governing Laws</w:t>
+              <w:t>Logical Statements, Connectives, Contrapositive &amp; Tautology</w:t>
             </w:r>
           </w:p>
         </w:tc>
@@ -209,7 +209,7 @@
               <w:rPr>
                 <w:sz w:val="19"/>
               </w:rPr>
-              <w:t>8 PYQs</w:t>
+              <w:t>9 PYQs</w:t>
             </w:r>
           </w:p>
         </w:tc>
@@ -230,181 +230,7 @@
                 <w:color w:val="718096"/>
                 <w:sz w:val="19"/>
               </w:rPr>
-              <w:t>Core Principle</w:t>
-            </w:r>
-          </w:p>
-        </w:tc>
-      </w:tr>
-      <w:tr>
-        <w:tc>
-          <w:tcPr>
-            <w:tcW w:type="dxa" w:w="2160"/>
-            <w:shd w:fill="FFFFFF"/>
-            <w:tcMar>
-              <w:top w:w="80" w:type="dxa"/>
-              <w:bottom w:w="80" w:type="dxa"/>
-              <w:left w:w="150" w:type="dxa"/>
-              <w:right w:w="150" w:type="dxa"/>
-            </w:tcMar>
-          </w:tcPr>
-          <w:p>
-            <w:r>
-              <w:rPr>
-                <w:b/>
-                <w:color w:val="718096"/>
-                <w:sz w:val="19"/>
-              </w:rPr>
-              <w:t>Standard</w:t>
-            </w:r>
-          </w:p>
-        </w:tc>
-        <w:tc>
-          <w:tcPr>
-            <w:tcW w:type="dxa" w:w="4320"/>
-            <w:shd w:fill="FFFFFF"/>
-            <w:tcMar>
-              <w:top w:w="80" w:type="dxa"/>
-              <w:bottom w:w="80" w:type="dxa"/>
-              <w:left w:w="150" w:type="dxa"/>
-              <w:right w:w="150" w:type="dxa"/>
-            </w:tcMar>
-          </w:tcPr>
-          <w:p>
-            <w:r>
-              <w:rPr>
-                <w:b/>
-                <w:color w:val="2D3748"/>
-                <w:sz w:val="19"/>
-              </w:rPr>
-              <w:t>Mathematical Reasoning — Standard Calculations &amp; Problem Archetypes</w:t>
-            </w:r>
-          </w:p>
-        </w:tc>
-        <w:tc>
-          <w:tcPr>
-            <w:tcW w:type="dxa" w:w="1728"/>
-            <w:shd w:fill="FFFFFF"/>
-            <w:tcMar>
-              <w:top w:w="80" w:type="dxa"/>
-              <w:bottom w:w="80" w:type="dxa"/>
-              <w:left w:w="150" w:type="dxa"/>
-              <w:right w:w="150" w:type="dxa"/>
-            </w:tcMar>
-          </w:tcPr>
-          <w:p>
-            <w:r>
-              <w:rPr>
-                <w:sz w:val="19"/>
-              </w:rPr>
-              <w:t>2 PYQs</w:t>
-            </w:r>
-          </w:p>
-        </w:tc>
-        <w:tc>
-          <w:tcPr>
-            <w:tcW w:type="dxa" w:w="1872"/>
-            <w:shd w:fill="FFFFFF"/>
-            <w:tcMar>
-              <w:top w:w="80" w:type="dxa"/>
-              <w:bottom w:w="80" w:type="dxa"/>
-              <w:left w:w="150" w:type="dxa"/>
-              <w:right w:w="150" w:type="dxa"/>
-            </w:tcMar>
-          </w:tcPr>
-          <w:p>
-            <w:r>
-              <w:rPr>
-                <w:color w:val="718096"/>
-                <w:sz w:val="19"/>
-              </w:rPr>
-              <w:t>Quantitative Analysis</w:t>
-            </w:r>
-          </w:p>
-        </w:tc>
-      </w:tr>
-      <w:tr>
-        <w:tc>
-          <w:tcPr>
-            <w:tcW w:type="dxa" w:w="2160"/>
-            <w:shd w:fill="F7FAFC"/>
-            <w:tcMar>
-              <w:top w:w="80" w:type="dxa"/>
-              <w:bottom w:w="80" w:type="dxa"/>
-              <w:left w:w="150" w:type="dxa"/>
-              <w:right w:w="150" w:type="dxa"/>
-            </w:tcMar>
-          </w:tcPr>
-          <w:p>
-            <w:r>
-              <w:rPr>
-                <w:b/>
-                <w:color w:val="718096"/>
-                <w:sz w:val="19"/>
-              </w:rPr>
-              <w:t>Standard</w:t>
-            </w:r>
-          </w:p>
-        </w:tc>
-        <w:tc>
-          <w:tcPr>
-            <w:tcW w:type="dxa" w:w="4320"/>
-            <w:shd w:fill="F7FAFC"/>
-            <w:tcMar>
-              <w:top w:w="80" w:type="dxa"/>
-              <w:bottom w:w="80" w:type="dxa"/>
-              <w:left w:w="150" w:type="dxa"/>
-              <w:right w:w="150" w:type="dxa"/>
-            </w:tcMar>
-          </w:tcPr>
-          <w:p>
-            <w:r>
-              <w:rPr>
-                <w:b/>
-                <w:color w:val="2D3748"/>
-                <w:sz w:val="19"/>
-              </w:rPr>
-              <w:t>Mathematical Reasoning — Applied Cases, Reactions &amp; Traps</w:t>
-            </w:r>
-          </w:p>
-        </w:tc>
-        <w:tc>
-          <w:tcPr>
-            <w:tcW w:type="dxa" w:w="1728"/>
-            <w:shd w:fill="F7FAFC"/>
-            <w:tcMar>
-              <w:top w:w="80" w:type="dxa"/>
-              <w:bottom w:w="80" w:type="dxa"/>
-              <w:left w:w="150" w:type="dxa"/>
-              <w:right w:w="150" w:type="dxa"/>
-            </w:tcMar>
-          </w:tcPr>
-          <w:p>
-            <w:r>
-              <w:rPr>
-                <w:sz w:val="19"/>
-              </w:rPr>
-              <w:t>0 PYQs</w:t>
-            </w:r>
-          </w:p>
-        </w:tc>
-        <w:tc>
-          <w:tcPr>
-            <w:tcW w:type="dxa" w:w="1872"/>
-            <w:shd w:fill="F7FAFC"/>
-            <w:tcMar>
-              <w:top w:w="80" w:type="dxa"/>
-              <w:bottom w:w="80" w:type="dxa"/>
-              <w:left w:w="150" w:type="dxa"/>
-              <w:right w:w="150" w:type="dxa"/>
-            </w:tcMar>
-          </w:tcPr>
-          <w:p>
-            <w:r>
-              <w:rPr>
-                <w:color w:val="718096"/>
-                <w:sz w:val="19"/>
-              </w:rPr>
-              <w:t>Applied Topics</w:t>
+              <w:t>Mathematical Logic</w:t>
             </w:r>
           </w:p>
         </w:tc>
@@ -504,7 +330,7 @@
                 <w:color w:val="1A365D"/>
                 <w:sz w:val="19"/>
               </w:rPr>
-              <w:t>Mathematical Reasoning — Core Principles &amp; Governing Laws</w:t>
+              <w:t>Logical Statements, Connectives, Contrapositive &amp; Tautology</w:t>
             </w:r>
           </w:p>
         </w:tc>
@@ -526,53 +352,7 @@
                 <w:color w:val="2D3748"/>
                 <w:sz w:val="19"/>
               </w:rPr>
-              <w:t>P(n):2^{n}&lt;n!, \quad 3^{''}, \quad x;x^{2}+5</w:t>
-            </w:r>
-          </w:p>
-        </w:tc>
-      </w:tr>
-      <w:tr>
-        <w:tc>
-          <w:tcPr>
-            <w:tcW w:type="dxa" w:w="3600"/>
-            <w:shd w:fill="FFFFFF"/>
-            <w:tcMar>
-              <w:top w:w="100" w:type="dxa"/>
-              <w:bottom w:w="100" w:type="dxa"/>
-              <w:left w:w="150" w:type="dxa"/>
-              <w:right w:w="150" w:type="dxa"/>
-            </w:tcMar>
-          </w:tcPr>
-          <w:p>
-            <w:r>
-              <w:rPr>
-                <w:b/>
-                <w:color w:val="1A365D"/>
-                <w:sz w:val="19"/>
-              </w:rPr>
-              <w:t>Mathematical Reasoning — Standard Calculations &amp; Problem Archetypes</w:t>
-            </w:r>
-          </w:p>
-        </w:tc>
-        <w:tc>
-          <w:tcPr>
-            <w:tcW w:type="dxa" w:w="6480"/>
-            <w:shd w:fill="FFFFFF"/>
-            <w:tcMar>
-              <w:top w:w="100" w:type="dxa"/>
-              <w:bottom w:w="100" w:type="dxa"/>
-              <w:left w:w="150" w:type="dxa"/>
-              <w:right w:w="150" w:type="dxa"/>
-            </w:tcMar>
-          </w:tcPr>
-          <w:p>
-            <w:r>
-              <w:rPr>
-                <w:rFonts w:ascii="Cambria Math" w:hAnsi="Cambria Math"/>
-                <w:color w:val="2D3748"/>
-                <w:sz w:val="19"/>
-              </w:rPr>
-              <w:t>3^{''}, \quad P(n):2^{2n}-1</w:t>
+              <w:t>\text{Contrapositive of } (p \implies q) \equiv (\sim q \implies \sim p), \quad \sim(p \implies q) \equiv p \land \sim q, \quad \sim(p \lor q) \equiv \sim p \land \sim q</w:t>
             </w:r>
           </w:p>
         </w:tc>
@@ -604,7 +384,7 @@
           <w:color w:val="2B6CB0"/>
           <w:sz w:val="24"/>
         </w:rPr>
-        <w:t>3.1 Mathematical Reasoning — Core Principles &amp; Governing Laws (High Yield — 8 PYQs)</w:t>
+        <w:t>3.1 Logical Statements, Connectives, Contrapositive &amp; Tautology (High Yield — 9 PYQs)</w:t>
       </w:r>
     </w:p>
     <w:p>
@@ -619,7 +399,7 @@
         <w:rPr>
           <w:sz w:val="20"/>
         </w:rPr>
-        <w:t>Fundamental definitions, core postulates, and governing physical/chemical relations in Mathematical Reasoning.</w:t>
+        <w:t>Logical statements and truth values: Negation (\sim p), Conjunction (p \land q, true only if both true), Disjunction (p \lor q, false only if both false). Conditional p \implies q ≡ \sim p \lor q. Its Contrapositive is \sim q \implies \sim p (logically equivalent to p \implies q). Converse is q \implies p; Inverse is \sim p \implies \sim q. Negation of conditional: \sim(p \implies q) ≡ p \land \sim q. Tautology: always true; Contradiction: always false.</w:t>
       </w:r>
     </w:p>
     <w:tbl>
@@ -657,7 +437,7 @@
                 <w:color w:val="2D3748"/>
                 <w:sz w:val="19"/>
               </w:rPr>
-              <w:t>Carefully verify units, standard reference states, and sign conventions in Mathematical Reasoning.</w:t>
+              <w:t>The contrapositive of 'If p, then q' is 'If NOT q, then NOT p'. It is logically equivalent to the original statement, unlike converse or inverse!</w:t>
             </w:r>
           </w:p>
         </w:tc>
@@ -698,7 +478,7 @@
                 <w:color w:val="2D3748"/>
                 <w:sz w:val="19"/>
               </w:rPr>
-              <w:t>Focus on high-yield formulas and standard limiting approximations tested in Mathematical Reasoning PYQs.</w:t>
+              <w:t>To find contrapositive in English: Swap the 'if' and 'then' clauses and negate both.</w:t>
             </w:r>
           </w:p>
         </w:tc>
@@ -788,368 +568,6 @@
           <w:sz w:val="18"/>
         </w:rPr>
         <w:t xml:space="preserve">"The contrapositive of the statement. "If two lines do not intersect in the same plane, then they are parallel." is..."  </w:t>
-      </w:r>
-      <w:r>
-        <w:rPr>
-          <w:b/>
-          <w:color w:val="2B6CB0"/>
-          <w:sz w:val="18"/>
-        </w:rPr>
-        <w:t>[Ans: N/A]</w:t>
-      </w:r>
-    </w:p>
-    <w:p>
-      <w:pPr>
-        <w:spacing w:after="120"/>
-      </w:pPr>
-    </w:p>
-    <w:p>
-      <w:pPr>
-        <w:pStyle w:val="Heading2"/>
-      </w:pPr>
-      <w:r>
-        <w:rPr>
-          <w:color w:val="2B6CB0"/>
-          <w:sz w:val="24"/>
-        </w:rPr>
-        <w:t>3.2 Mathematical Reasoning — Standard Calculations &amp; Problem Archetypes (Standard Yield — 2 PYQs)</w:t>
-      </w:r>
-    </w:p>
-    <w:p>
-      <w:r>
-        <w:rPr>
-          <w:b/>
-          <w:sz w:val="20"/>
-        </w:rPr>
-        <w:t xml:space="preserve">Core Principle: </w:t>
-      </w:r>
-      <w:r>
-        <w:rPr>
-          <w:sz w:val="20"/>
-        </w:rPr>
-        <w:t>Quantitative numerical problem-solving techniques and standard question patterns frequently seen in Mathematical Reasoning.</w:t>
-      </w:r>
-    </w:p>
-    <w:tbl>
-      <w:tblPr>
-        <w:tblW w:type="auto" w:w="0"/>
-        <w:jc w:val="center"/>
-        <w:tblLook w:firstColumn="1" w:firstRow="1" w:lastColumn="0" w:lastRow="0" w:noHBand="0" w:noVBand="1" w:val="04A0"/>
-      </w:tblPr>
-      <w:tblGrid>
-        <w:gridCol w:w="10080"/>
-      </w:tblGrid>
-      <w:tr>
-        <w:tc>
-          <w:tcPr>
-            <w:tcW w:type="dxa" w:w="10080"/>
-            <w:shd w:fill="FFF5F5"/>
-            <w:tcMar>
-              <w:top w:w="100" w:type="dxa"/>
-              <w:bottom w:w="100" w:type="dxa"/>
-              <w:left w:w="150" w:type="dxa"/>
-              <w:right w:w="150" w:type="dxa"/>
-            </w:tcMar>
-          </w:tcPr>
-          <w:p>
-            <w:r>
-              <w:rPr>
-                <w:b/>
-                <w:color w:val="C53030"/>
-                <w:sz w:val="19"/>
-              </w:rPr>
-              <w:t xml:space="preserve">⚠️ Common Trap / JEE Pitfall: </w:t>
-            </w:r>
-            <w:r>
-              <w:rPr>
-                <w:color w:val="2D3748"/>
-                <w:sz w:val="19"/>
-              </w:rPr>
-              <w:t>Watch for algebraic rounding, stoichiometric balancing, and boundary condition checks.</w:t>
-            </w:r>
-          </w:p>
-        </w:tc>
-      </w:tr>
-    </w:tbl>
-    <w:tbl>
-      <w:tblPr>
-        <w:tblW w:type="auto" w:w="0"/>
-        <w:jc w:val="center"/>
-        <w:tblLook w:firstColumn="1" w:firstRow="1" w:lastColumn="0" w:lastRow="0" w:noHBand="0" w:noVBand="1" w:val="04A0"/>
-      </w:tblPr>
-      <w:tblGrid>
-        <w:gridCol w:w="10080"/>
-      </w:tblGrid>
-      <w:tr>
-        <w:tc>
-          <w:tcPr>
-            <w:tcW w:type="dxa" w:w="10080"/>
-            <w:shd w:fill="F0FFF4"/>
-            <w:tcMar>
-              <w:top w:w="100" w:type="dxa"/>
-              <w:bottom w:w="100" w:type="dxa"/>
-              <w:left w:w="150" w:type="dxa"/>
-              <w:right w:w="150" w:type="dxa"/>
-            </w:tcMar>
-          </w:tcPr>
-          <w:p>
-            <w:r>
-              <w:rPr>
-                <w:b/>
-                <w:color w:val="276749"/>
-                <w:sz w:val="19"/>
-              </w:rPr>
-              <w:t xml:space="preserve">💡 Speed Hack / Trick: </w:t>
-            </w:r>
-            <w:r>
-              <w:rPr>
-                <w:color w:val="2D3748"/>
-                <w:sz w:val="19"/>
-              </w:rPr>
-              <w:t>Dimensional consistency checks and ratio comparisons can quickly eliminate incorrect options.</w:t>
-            </w:r>
-          </w:p>
-        </w:tc>
-      </w:tr>
-    </w:tbl>
-    <w:p>
-      <w:pPr>
-        <w:spacing w:before="120" w:after="40"/>
-      </w:pPr>
-      <w:r>
-        <w:rPr>
-          <w:b/>
-          <w:color w:val="1A365D"/>
-          <w:sz w:val="19"/>
-        </w:rPr>
-        <w:t>Source PYQs testing this concept:</w:t>
-      </w:r>
-    </w:p>
-    <w:p>
-      <w:pPr>
-        <w:pStyle w:val="ListBullet"/>
-        <w:spacing w:after="40"/>
-      </w:pPr>
-      <w:r>
-        <w:rPr>
-          <w:b/>
-          <w:sz w:val="18"/>
-        </w:rPr>
-        <w:t xml:space="preserve">[2018 Shift] Q#3 (MCQ): </w:t>
-      </w:r>
-      <w:r>
-        <w:rPr>
-          <w:sz w:val="18"/>
-        </w:rPr>
-        <w:t xml:space="preserve">"P(n):2^2n-1 is divisible by k for all n ∈ N^'' is true, then the value of ' k ' is..."  </w:t>
-      </w:r>
-      <w:r>
-        <w:rPr>
-          <w:b/>
-          <w:color w:val="2B6CB0"/>
-          <w:sz w:val="18"/>
-        </w:rPr>
-        <w:t>[Ans: N/A]</w:t>
-      </w:r>
-    </w:p>
-    <w:p>
-      <w:pPr>
-        <w:pStyle w:val="ListBullet"/>
-        <w:spacing w:after="40"/>
-      </w:pPr>
-      <w:r>
-        <w:rPr>
-          <w:b/>
-          <w:sz w:val="18"/>
-        </w:rPr>
-        <w:t xml:space="preserve">[2018 Shift] Q#4 (MCQ): </w:t>
-      </w:r>
-      <w:r>
-        <w:rPr>
-          <w:sz w:val="18"/>
-        </w:rPr>
-        <w:t xml:space="preserve">"The negation of the statement " 72 is divisible by 2 and 3^'' is..."  </w:t>
-      </w:r>
-      <w:r>
-        <w:rPr>
-          <w:b/>
-          <w:color w:val="2B6CB0"/>
-          <w:sz w:val="18"/>
-        </w:rPr>
-        <w:t>[Ans: N/A]</w:t>
-      </w:r>
-    </w:p>
-    <w:p>
-      <w:pPr>
-        <w:spacing w:after="120"/>
-      </w:pPr>
-    </w:p>
-    <w:p>
-      <w:pPr>
-        <w:pStyle w:val="Heading2"/>
-      </w:pPr>
-      <w:r>
-        <w:rPr>
-          <w:color w:val="2B6CB0"/>
-          <w:sz w:val="24"/>
-        </w:rPr>
-        <w:t>3.3 Mathematical Reasoning — Applied Cases, Reactions &amp; Traps (Standard Yield — 0 PYQs)</w:t>
-      </w:r>
-    </w:p>
-    <w:p>
-      <w:r>
-        <w:rPr>
-          <w:b/>
-          <w:sz w:val="20"/>
-        </w:rPr>
-        <w:t xml:space="preserve">Core Principle: </w:t>
-      </w:r>
-      <w:r>
-        <w:rPr>
-          <w:sz w:val="20"/>
-        </w:rPr>
-        <w:t>Special cases, experimental observations, and conceptual traps designed to test deep understanding of Mathematical Reasoning.</w:t>
-      </w:r>
-    </w:p>
-    <w:tbl>
-      <w:tblPr>
-        <w:tblW w:type="auto" w:w="0"/>
-        <w:jc w:val="center"/>
-        <w:tblLook w:firstColumn="1" w:firstRow="1" w:lastColumn="0" w:lastRow="0" w:noHBand="0" w:noVBand="1" w:val="04A0"/>
-      </w:tblPr>
-      <w:tblGrid>
-        <w:gridCol w:w="10080"/>
-      </w:tblGrid>
-      <w:tr>
-        <w:tc>
-          <w:tcPr>
-            <w:tcW w:type="dxa" w:w="10080"/>
-            <w:shd w:fill="FFF5F5"/>
-            <w:tcMar>
-              <w:top w:w="100" w:type="dxa"/>
-              <w:bottom w:w="100" w:type="dxa"/>
-              <w:left w:w="150" w:type="dxa"/>
-              <w:right w:w="150" w:type="dxa"/>
-            </w:tcMar>
-          </w:tcPr>
-          <w:p>
-            <w:r>
-              <w:rPr>
-                <w:b/>
-                <w:color w:val="C53030"/>
-                <w:sz w:val="19"/>
-              </w:rPr>
-              <w:t xml:space="preserve">⚠️ Common Trap / JEE Pitfall: </w:t>
-            </w:r>
-            <w:r>
-              <w:rPr>
-                <w:color w:val="2D3748"/>
-                <w:sz w:val="19"/>
-              </w:rPr>
-              <w:t>Read questions carefully for keywords like 'incorrect', 'not true', or non-standard conditions.</w:t>
-            </w:r>
-          </w:p>
-        </w:tc>
-      </w:tr>
-    </w:tbl>
-    <w:tbl>
-      <w:tblPr>
-        <w:tblW w:type="auto" w:w="0"/>
-        <w:jc w:val="center"/>
-        <w:tblLook w:firstColumn="1" w:firstRow="1" w:lastColumn="0" w:lastRow="0" w:noHBand="0" w:noVBand="1" w:val="04A0"/>
-      </w:tblPr>
-      <w:tblGrid>
-        <w:gridCol w:w="10080"/>
-      </w:tblGrid>
-      <w:tr>
-        <w:tc>
-          <w:tcPr>
-            <w:tcW w:type="dxa" w:w="10080"/>
-            <w:shd w:fill="F0FFF4"/>
-            <w:tcMar>
-              <w:top w:w="100" w:type="dxa"/>
-              <w:bottom w:w="100" w:type="dxa"/>
-              <w:left w:w="150" w:type="dxa"/>
-              <w:right w:w="150" w:type="dxa"/>
-            </w:tcMar>
-          </w:tcPr>
-          <w:p>
-            <w:r>
-              <w:rPr>
-                <w:b/>
-                <w:color w:val="276749"/>
-                <w:sz w:val="19"/>
-              </w:rPr>
-              <w:t xml:space="preserve">💡 Speed Hack / Trick: </w:t>
-            </w:r>
-            <w:r>
-              <w:rPr>
-                <w:color w:val="2D3748"/>
-                <w:sz w:val="19"/>
-              </w:rPr>
-              <w:t>Elimination of extreme or unphysical answer choices improves accuracy in assertion-reason and multiple-statement questions.</w:t>
-            </w:r>
-          </w:p>
-        </w:tc>
-      </w:tr>
-    </w:tbl>
-    <w:p>
-      <w:pPr>
-        <w:spacing w:before="120" w:after="40"/>
-      </w:pPr>
-      <w:r>
-        <w:rPr>
-          <w:b/>
-          <w:color w:val="1A365D"/>
-          <w:sz w:val="19"/>
-        </w:rPr>
-        <w:t>Source PYQs testing this concept:</w:t>
-      </w:r>
-    </w:p>
-    <w:p>
-      <w:pPr>
-        <w:pStyle w:val="ListBullet"/>
-        <w:spacing w:after="40"/>
-      </w:pPr>
-      <w:r>
-        <w:rPr>
-          <w:b/>
-          <w:sz w:val="18"/>
-        </w:rPr>
-        <w:t xml:space="preserve">[2026 Shift] Q#1 (MCQ): </w:t>
-      </w:r>
-      <w:r>
-        <w:rPr>
-          <w:sz w:val="18"/>
-        </w:rPr>
-        <w:t xml:space="preserve">"The solution of 3(x-1) ≤ 2(x-3) is..."  </w:t>
-      </w:r>
-      <w:r>
-        <w:rPr>
-          <w:b/>
-          <w:color w:val="2B6CB0"/>
-          <w:sz w:val="18"/>
-        </w:rPr>
-        <w:t>[Ans: A]</w:t>
-      </w:r>
-    </w:p>
-    <w:p>
-      <w:pPr>
-        <w:pStyle w:val="ListBullet"/>
-        <w:spacing w:after="40"/>
-      </w:pPr>
-      <w:r>
-        <w:rPr>
-          <w:b/>
-          <w:sz w:val="18"/>
-        </w:rPr>
-        <w:t xml:space="preserve">[2024 Shift] Q#2 (MCQ): </w:t>
-      </w:r>
-      <w:r>
-        <w:rPr>
-          <w:sz w:val="18"/>
-        </w:rPr>
-        <w:t xml:space="preserve">"The negation of the statement "For every real number x;x^2+5 is positive" is..."  </w:t>
       </w:r>
       <w:r>
         <w:rPr>
@@ -1290,127 +708,6 @@
               <w:t>Solution Analysis:</w:t>
               <w:br/>
               <w:t>Given inequality: 3(x-1) ≤ 2(x-3) Open the brackets: 3x-3 ≤ 2x-6 Now subtract 2x from both sides: x-3 ≤ -6 Add 3 to both sides: x ≤ -3 So, the solution is: x ≤ -3 Hence, the correct option is Option A .</w:t>
-            </w:r>
-          </w:p>
-        </w:tc>
-      </w:tr>
-    </w:tbl>
-    <w:p>
-      <w:pPr>
-        <w:spacing w:after="120"/>
-      </w:pPr>
-    </w:p>
-    <w:p>
-      <w:pPr>
-        <w:spacing w:before="160" w:after="40"/>
-      </w:pPr>
-      <w:r>
-        <w:rPr>
-          <w:b/>
-          <w:color w:val="1A365D"/>
-          <w:sz w:val="22"/>
-        </w:rPr>
-        <w:t>Benchmark Problem 2: KCET 2018 (Q#3)</w:t>
-      </w:r>
-    </w:p>
-    <w:p>
-      <w:pPr>
-        <w:spacing w:after="80"/>
-      </w:pPr>
-      <w:r>
-        <w:rPr>
-          <w:sz w:val="20"/>
-        </w:rPr>
-        <w:t>P(n):2^2n-1 is divisible by k for all n ∈ N^'' is true, then the value of ' k ' is</w:t>
-      </w:r>
-    </w:p>
-    <w:p>
-      <w:pPr>
-        <w:pStyle w:val="ListBullet"/>
-        <w:spacing w:after="20"/>
-      </w:pPr>
-      <w:r>
-        <w:rPr>
-          <w:sz w:val="19"/>
-        </w:rPr>
-        <w:t>(A) 6</w:t>
-      </w:r>
-    </w:p>
-    <w:p>
-      <w:pPr>
-        <w:pStyle w:val="ListBullet"/>
-        <w:spacing w:after="20"/>
-      </w:pPr>
-      <w:r>
-        <w:rPr>
-          <w:sz w:val="19"/>
-        </w:rPr>
-        <w:t>(B) 3</w:t>
-      </w:r>
-    </w:p>
-    <w:p>
-      <w:pPr>
-        <w:pStyle w:val="ListBullet"/>
-        <w:spacing w:after="20"/>
-      </w:pPr>
-      <w:r>
-        <w:rPr>
-          <w:sz w:val="19"/>
-        </w:rPr>
-        <w:t>(C) 7</w:t>
-      </w:r>
-    </w:p>
-    <w:p>
-      <w:pPr>
-        <w:pStyle w:val="ListBullet"/>
-        <w:spacing w:after="20"/>
-      </w:pPr>
-      <w:r>
-        <w:rPr>
-          <w:sz w:val="19"/>
-        </w:rPr>
-        <w:t>(D) 2</w:t>
-      </w:r>
-    </w:p>
-    <w:tbl>
-      <w:tblPr>
-        <w:tblW w:type="auto" w:w="0"/>
-        <w:jc w:val="center"/>
-        <w:tblLook w:firstColumn="1" w:firstRow="1" w:lastColumn="0" w:lastRow="0" w:noHBand="0" w:noVBand="1" w:val="04A0"/>
-      </w:tblPr>
-      <w:tblGrid>
-        <w:gridCol w:w="10080"/>
-      </w:tblGrid>
-      <w:tr>
-        <w:tc>
-          <w:tcPr>
-            <w:tcW w:type="dxa" w:w="10080"/>
-            <w:shd w:fill="F7FAFC"/>
-            <w:tcMar>
-              <w:top w:w="100" w:type="dxa"/>
-              <w:bottom w:w="100" w:type="dxa"/>
-              <w:left w:w="150" w:type="dxa"/>
-              <w:right w:w="150" w:type="dxa"/>
-            </w:tcMar>
-          </w:tcPr>
-          <w:p>
-            <w:r>
-              <w:rPr>
-                <w:b/>
-                <w:color w:val="1A365D"/>
-                <w:sz w:val="19"/>
-              </w:rPr>
-              <w:t>Correct Answer: None</w:t>
-              <w:br/>
-            </w:r>
-            <w:r>
-              <w:rPr>
-                <w:color w:val="2D3748"/>
-                <w:sz w:val="18"/>
-              </w:rPr>
-              <w:t>Solution Analysis:</w:t>
-              <w:br/>
-              <w:t>To determine the value of k such that P(n)=2^2n-1 is divisible by k for all n ∈ ℕ , we start by examining a specific case: Consider n=1 : P(1)=2^2 × 1-1=2^2-1=4-1=3 Since P(1)=3 , it follows that P(n) is divisible by 3 . Therefore, the value of k is 3 .</w:t>
             </w:r>
           </w:p>
         </w:tc>
